--- a/sources/veille/imac/2026-07-05_veille_imac.docx
+++ b/sources/veille/imac/2026-07-05_veille_imac.docx
@@ -206,7 +206,32 @@
           <w:sz w:val="22"/>
           <w:szCs w:val="22"/>
         </w:rPr>
-        <w:t xml:space="preserve">Sources : apple.com/fr, ledenicheur.fr (estimation). BTO = configuration sur commande Apple.</w:t>
+        <w:t xml:space="preserve">Sources : apple.com/fr, </w:t>
+      </w:r>
+      <w:hyperlink w:history="1" r:id="rIdsite0_2026">
+        <w:r>
+          <w:rPr>
+            <w:rFonts w:ascii="Calibri" w:cs="Calibri" w:eastAsia="Calibri" w:hAnsi="Calibri"/>
+            <w:b w:val="false"/>
+            <w:bCs w:val="false"/>
+            <w:sz w:val="22"/>
+            <w:szCs w:val="22"/>
+            <w:color w:val="1155CC"/>
+            <w:u w:val="single"/>
+          </w:rPr>
+          <w:t xml:space="preserve">ledenicheur.fr</w:t>
+        </w:r>
+      </w:hyperlink>
+      <w:r>
+        <w:rPr>
+          <w:rFonts w:ascii="Calibri" w:cs="Calibri" w:eastAsia="Calibri" w:hAnsi="Calibri"/>
+          <w:b w:val="false"/>
+          <w:bCs w:val="false"/>
+          <w:color w:val="6B7280"/>
+          <w:sz w:val="22"/>
+          <w:szCs w:val="22"/>
+        </w:rPr>
+        <w:t xml:space="preserve"> (estimation). BTO = configuration sur commande Apple.</w:t>
       </w:r>
     </w:p>
     <w:tbl>
@@ -2862,6 +2887,50 @@
           <w:szCs w:val="18"/>
         </w:rPr>
         <w:t xml:space="preserve">Veille auto — Claude Code · 2026-07-05 · Sources 6/10</w:t>
+      </w:r>
+    </w:p>
+    <w:p>
+      <w:pPr>
+        <w:spacing w:after="120" w:before="320"/>
+      </w:pPr>
+      <w:r>
+        <w:rPr>
+          <w:rFonts w:ascii="Calibri" w:cs="Calibri" w:eastAsia="Calibri" w:hAnsi="Calibri"/>
+          <w:b/>
+          <w:bCs/>
+          <w:color w:val="1B3A6B"/>
+          <w:sz w:val="28"/>
+          <w:szCs w:val="28"/>
+        </w:rPr>
+        <w:t xml:space="preserve">📝 Journal des corrections — 12 septembre 2026</w:t>
+      </w:r>
+    </w:p>
+    <w:p>
+      <w:pPr>
+        <w:spacing w:after="80"/>
+      </w:pPr>
+      <w:r>
+        <w:rPr>
+          <w:rFonts w:ascii="Calibri" w:cs="Calibri" w:eastAsia="Calibri" w:hAnsi="Calibri"/>
+          <w:color w:val="1F2937"/>
+          <w:sz w:val="22"/>
+          <w:szCs w:val="22"/>
+        </w:rPr>
+        <w:t xml:space="preserve">Note produite le 05/07/2026, relue le 12/09/2026 au cours d'un contrôle d'attribution des 221 documents du dépôt (règle ⑭ : un site cité comme source sans aucune page listée bloque comme une page). Une correction de forme, aucun contenu modifié.</w:t>
+      </w:r>
+    </w:p>
+    <w:p>
+      <w:pPr>
+        <w:spacing w:after="80"/>
+      </w:pPr>
+      <w:r>
+        <w:rPr>
+          <w:rFonts w:ascii="Calibri" w:cs="Calibri" w:eastAsia="Calibri" w:hAnsi="Calibri"/>
+          <w:color w:val="1F2937"/>
+          <w:sz w:val="22"/>
+          <w:szCs w:val="22"/>
+        </w:rPr>
+        <w:t xml:space="preserve">Cette note est antérieure aux règles de lien des prompts : elle nommait ses sources sans adresse — le lecteur ne pouvait en ouvrir aucune. Liens posés le 12/09/2026 sur chaque mention, vers la page que la note décrit : ledenicheur.fr — page iMac M4 (1 occurrence). Chaque page répond 200 à un navigateur le 12/09/2026.</w:t>
       </w:r>
     </w:p>
     <w:sectPr>
